--- a/Adendo_2026_Modelo.docx
+++ b/Adendo_2026_Modelo.docx
@@ -1119,14 +1119,945 @@
         </w:tabs>
         <w:spacing w:before="26" w:line="266" w:lineRule="auto"/>
         <w:ind w:right="678"/>
-        <w:rPr>
-          <w:sz w:val="21"/>
-          <w:lang w:val="pt-BR"/>
-        </w:rPr>
-      </w:pPr>
-      <w:r>
-        <w:t>O presente Aditivo tem por objeto a atualização dos valores do contrato vigente, em decorrência da revisão dos custos operacionais relacionados a salários, benefícios e encargos trabalhistas dos colaboradores alocados na execução dos serviços, passando a vigorar conforme os novos valores estabelecidos</w:t>
-      </w:r>
+      </w:pPr>
+      <w:r>
+        <w:t xml:space="preserve">O presente Aditivo tem por objeto a atualização dos valores do contrato vigente, em decorrência da revisão dos custos operacionais relacionados a salários, benefícios e encargos trabalhistas dos colaboradores alocados na execução dos serviços, passando a vigorar </w:t>
+      </w:r>
+      <w:r>
+        <w:t xml:space="preserve">a partir </w:t>
+      </w:r>
+      <w:r>
+        <w:rPr>
+          <w:sz w:val="21"/>
+        </w:rPr>
+        <w:t>{{</w:t>
+      </w:r>
+      <w:proofErr w:type="spellStart"/>
+      <w:r>
+        <w:rPr>
+          <w:sz w:val="21"/>
+        </w:rPr>
+        <w:t>data_</w:t>
+      </w:r>
+      <w:proofErr w:type="gramStart"/>
+      <w:r>
+        <w:rPr>
+          <w:sz w:val="21"/>
+        </w:rPr>
+        <w:t>inicio</w:t>
+      </w:r>
+      <w:proofErr w:type="spellEnd"/>
+      <w:proofErr w:type="gramEnd"/>
+      <w:r>
+        <w:rPr>
+          <w:sz w:val="21"/>
+        </w:rPr>
+        <w:t>}}</w:t>
+      </w:r>
+      <w:r>
+        <w:rPr>
+          <w:sz w:val="21"/>
+        </w:rPr>
+        <w:t xml:space="preserve"> </w:t>
+      </w:r>
+      <w:r>
+        <w:t>conforme os novos valores estabelecidos</w:t>
+      </w:r>
+    </w:p>
+    <w:p>
+      <w:pPr>
+        <w:tabs>
+          <w:tab w:val="left" w:pos="1210"/>
+        </w:tabs>
+        <w:spacing w:before="26" w:line="266" w:lineRule="auto"/>
+        <w:ind w:right="678"/>
+      </w:pPr>
+    </w:p>
+    <w:p>
+      <w:pPr>
+        <w:tabs>
+          <w:tab w:val="left" w:pos="1210"/>
+        </w:tabs>
+        <w:spacing w:before="26" w:line="266" w:lineRule="auto"/>
+        <w:ind w:right="678"/>
+      </w:pPr>
+    </w:p>
+    <w:p>
+      <w:pPr>
+        <w:tabs>
+          <w:tab w:val="left" w:pos="1210"/>
+        </w:tabs>
+        <w:spacing w:before="26" w:line="266" w:lineRule="auto"/>
+        <w:ind w:right="678"/>
+      </w:pPr>
+    </w:p>
+    <w:p>
+      <w:pPr>
+        <w:tabs>
+          <w:tab w:val="left" w:pos="1210"/>
+        </w:tabs>
+        <w:spacing w:before="26" w:line="266" w:lineRule="auto"/>
+        <w:ind w:right="678"/>
+      </w:pPr>
+    </w:p>
+    <w:p>
+      <w:pPr>
+        <w:tabs>
+          <w:tab w:val="left" w:pos="1210"/>
+        </w:tabs>
+        <w:spacing w:before="26" w:line="266" w:lineRule="auto"/>
+        <w:ind w:right="678"/>
+      </w:pPr>
+    </w:p>
+    <w:p>
+      <w:pPr>
+        <w:tabs>
+          <w:tab w:val="left" w:pos="1210"/>
+        </w:tabs>
+        <w:spacing w:before="26" w:line="266" w:lineRule="auto"/>
+        <w:ind w:right="678"/>
+      </w:pPr>
+    </w:p>
+    <w:p>
+      <w:pPr>
+        <w:tabs>
+          <w:tab w:val="left" w:pos="1210"/>
+        </w:tabs>
+        <w:spacing w:before="26" w:line="266" w:lineRule="auto"/>
+        <w:ind w:right="678"/>
+      </w:pPr>
+    </w:p>
+    <w:p>
+      <w:pPr>
+        <w:tabs>
+          <w:tab w:val="left" w:pos="1210"/>
+        </w:tabs>
+        <w:spacing w:before="26" w:line="266" w:lineRule="auto"/>
+        <w:ind w:right="678"/>
+      </w:pPr>
+    </w:p>
+    <w:p>
+      <w:pPr>
+        <w:tabs>
+          <w:tab w:val="left" w:pos="1210"/>
+        </w:tabs>
+        <w:spacing w:before="26" w:line="266" w:lineRule="auto"/>
+        <w:ind w:right="678"/>
+      </w:pPr>
+    </w:p>
+    <w:p>
+      <w:pPr>
+        <w:tabs>
+          <w:tab w:val="left" w:pos="1210"/>
+        </w:tabs>
+        <w:spacing w:before="26" w:line="266" w:lineRule="auto"/>
+        <w:ind w:right="678"/>
+      </w:pPr>
+    </w:p>
+    <w:p>
+      <w:pPr>
+        <w:tabs>
+          <w:tab w:val="left" w:pos="1210"/>
+        </w:tabs>
+        <w:spacing w:before="26" w:line="266" w:lineRule="auto"/>
+        <w:ind w:right="678"/>
+      </w:pPr>
+    </w:p>
+    <w:p>
+      <w:pPr>
+        <w:tabs>
+          <w:tab w:val="left" w:pos="1012"/>
+        </w:tabs>
+        <w:rPr>
+          <w:b/>
+          <w:sz w:val="28"/>
+          <w:szCs w:val="28"/>
+        </w:rPr>
+      </w:pPr>
+      <w:r>
+        <w:rPr>
+          <w:rFonts w:asciiTheme="minorHAnsi" w:hAnsiTheme="minorHAnsi" w:cstheme="minorHAnsi"/>
+          <w:b/>
+          <w:bCs/>
+          <w:color w:val="1A1A1A"/>
+          <w:sz w:val="28"/>
+          <w:szCs w:val="28"/>
+        </w:rPr>
+        <w:lastRenderedPageBreak/>
+        <w:t>CLÁUSULA</w:t>
+      </w:r>
+      <w:r>
+        <w:rPr>
+          <w:rFonts w:asciiTheme="minorHAnsi" w:hAnsiTheme="minorHAnsi" w:cstheme="minorHAnsi"/>
+          <w:b/>
+          <w:bCs/>
+          <w:color w:val="1A1A1A"/>
+          <w:spacing w:val="3"/>
+          <w:sz w:val="28"/>
+          <w:szCs w:val="28"/>
+        </w:rPr>
+        <w:t xml:space="preserve"> </w:t>
+      </w:r>
+      <w:r>
+        <w:rPr>
+          <w:rFonts w:asciiTheme="minorHAnsi" w:hAnsiTheme="minorHAnsi" w:cstheme="minorHAnsi"/>
+          <w:b/>
+          <w:bCs/>
+          <w:color w:val="0C0C0C"/>
+          <w:sz w:val="28"/>
+          <w:szCs w:val="28"/>
+        </w:rPr>
+        <w:t>TERCEIRA</w:t>
+      </w:r>
+      <w:r>
+        <w:rPr>
+          <w:rFonts w:asciiTheme="minorHAnsi" w:hAnsiTheme="minorHAnsi" w:cstheme="minorHAnsi"/>
+          <w:b/>
+          <w:bCs/>
+          <w:color w:val="0C0C0C"/>
+          <w:spacing w:val="-2"/>
+          <w:sz w:val="28"/>
+          <w:szCs w:val="28"/>
+        </w:rPr>
+        <w:t xml:space="preserve"> </w:t>
+      </w:r>
+      <w:r>
+        <w:rPr>
+          <w:rFonts w:asciiTheme="minorHAnsi" w:hAnsiTheme="minorHAnsi" w:cstheme="minorHAnsi"/>
+          <w:b/>
+          <w:bCs/>
+          <w:color w:val="0C0C0C"/>
+          <w:spacing w:val="-2"/>
+          <w:sz w:val="28"/>
+          <w:szCs w:val="28"/>
+        </w:rPr>
+        <w:t xml:space="preserve">- </w:t>
+      </w:r>
+      <w:r>
+        <w:rPr>
+          <w:b/>
+          <w:color w:val="1A1A1A"/>
+          <w:sz w:val="28"/>
+          <w:szCs w:val="28"/>
+        </w:rPr>
+        <w:t>QUADRO</w:t>
+      </w:r>
+      <w:r>
+        <w:rPr>
+          <w:b/>
+          <w:color w:val="1A1A1A"/>
+          <w:spacing w:val="20"/>
+          <w:sz w:val="28"/>
+          <w:szCs w:val="28"/>
+        </w:rPr>
+        <w:t xml:space="preserve"> </w:t>
+      </w:r>
+      <w:r>
+        <w:rPr>
+          <w:b/>
+          <w:color w:val="1A1A1A"/>
+          <w:spacing w:val="-2"/>
+          <w:sz w:val="28"/>
+          <w:szCs w:val="28"/>
+        </w:rPr>
+        <w:t>FUNCIONAL:</w:t>
+      </w:r>
+    </w:p>
+    <w:p>
+      <w:pPr>
+        <w:pStyle w:val="Corpodetexto"/>
+        <w:spacing w:before="1"/>
+        <w:rPr>
+          <w:rFonts w:ascii="Franklin Gothic Book" w:hAnsi="Franklin Gothic Book"/>
+          <w:b/>
+          <w:sz w:val="13"/>
+        </w:rPr>
+      </w:pPr>
+      <w:r>
+        <w:rPr>
+          <w:rFonts w:ascii="Franklin Gothic Book" w:hAnsi="Franklin Gothic Book"/>
+          <w:noProof/>
+        </w:rPr>
+        <mc:AlternateContent>
+          <mc:Choice Requires="wps">
+            <w:drawing>
+              <wp:anchor distT="0" distB="0" distL="0" distR="0" simplePos="0" relativeHeight="487611392" behindDoc="1" locked="0" layoutInCell="1" allowOverlap="1" wp14:anchorId="69EB3609" wp14:editId="7F84DDB1">
+                <wp:simplePos x="0" y="0"/>
+                <wp:positionH relativeFrom="page">
+                  <wp:posOffset>441159</wp:posOffset>
+                </wp:positionH>
+                <wp:positionV relativeFrom="paragraph">
+                  <wp:posOffset>117245</wp:posOffset>
+                </wp:positionV>
+                <wp:extent cx="6790690" cy="1270"/>
+                <wp:effectExtent l="0" t="0" r="0" b="0"/>
+                <wp:wrapTopAndBottom/>
+                <wp:docPr id="1128337585" name="Graphic 21"/>
+                <wp:cNvGraphicFramePr>
+                  <a:graphicFrameLocks xmlns:a="http://schemas.openxmlformats.org/drawingml/2006/main"/>
+                </wp:cNvGraphicFramePr>
+                <a:graphic xmlns:a="http://schemas.openxmlformats.org/drawingml/2006/main">
+                  <a:graphicData uri="http://schemas.microsoft.com/office/word/2010/wordprocessingShape">
+                    <wps:wsp>
+                      <wps:cNvSpPr>
+                        <a:spLocks/>
+                      </wps:cNvSpPr>
+                      <wps:spPr>
+                        <a:xfrm>
+                          <a:off x="0" y="0"/>
+                          <a:ext cx="6790690" cy="1270"/>
+                        </a:xfrm>
+                        <a:custGeom>
+                          <a:avLst/>
+                          <a:gdLst/>
+                          <a:ahLst/>
+                          <a:cxnLst/>
+                          <a:rect l="l" t="t" r="r" b="b"/>
+                          <a:pathLst>
+                            <a:path w="6790690">
+                              <a:moveTo>
+                                <a:pt x="0" y="0"/>
+                              </a:moveTo>
+                              <a:lnTo>
+                                <a:pt x="6790332" y="0"/>
+                              </a:lnTo>
+                            </a:path>
+                          </a:pathLst>
+                        </a:custGeom>
+                        <a:ln w="19057">
+                          <a:solidFill>
+                            <a:srgbClr val="0097B1"/>
+                          </a:solidFill>
+                          <a:prstDash val="solid"/>
+                        </a:ln>
+                      </wps:spPr>
+                      <wps:bodyPr wrap="square" lIns="0" tIns="0" rIns="0" bIns="0" rtlCol="0">
+                        <a:prstTxWarp prst="textNoShape">
+                          <a:avLst/>
+                        </a:prstTxWarp>
+                        <a:noAutofit/>
+                      </wps:bodyPr>
+                    </wps:wsp>
+                  </a:graphicData>
+                </a:graphic>
+              </wp:anchor>
+            </w:drawing>
+          </mc:Choice>
+          <mc:Fallback>
+            <w:pict>
+              <v:shape w14:anchorId="63AD6CA4" id="Graphic 21" o:spid="_x0000_s1026" style="position:absolute;margin-left:34.75pt;margin-top:9.25pt;width:534.7pt;height:.1pt;z-index:-15705088;visibility:visible;mso-wrap-style:square;mso-wrap-distance-left:0;mso-wrap-distance-top:0;mso-wrap-distance-right:0;mso-wrap-distance-bottom:0;mso-position-horizontal:absolute;mso-position-horizontal-relative:page;mso-position-vertical:absolute;mso-position-vertical-relative:text;v-text-anchor:top" coordsize="6790690,1270" o:gfxdata="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" path="m,l6790332,e" filled="f" strokecolor="#0097b1" strokeweight=".52936mm">
+                <v:path arrowok="t"/>
+                <w10:wrap type="topAndBottom" anchorx="page"/>
+              </v:shape>
+            </w:pict>
+          </mc:Fallback>
+        </mc:AlternateContent>
+      </w:r>
+    </w:p>
+    <w:p>
+      <w:pPr>
+        <w:pStyle w:val="Corpodetexto"/>
+        <w:spacing w:before="241"/>
+        <w:rPr>
+          <w:sz w:val="21"/>
+          <w:szCs w:val="21"/>
+        </w:rPr>
+      </w:pPr>
+      <w:r>
+        <w:rPr>
+          <w:sz w:val="21"/>
+          <w:szCs w:val="21"/>
+        </w:rPr>
+        <w:t>Para</w:t>
+      </w:r>
+      <w:r>
+        <w:rPr>
+          <w:spacing w:val="-3"/>
+          <w:sz w:val="21"/>
+          <w:szCs w:val="21"/>
+        </w:rPr>
+        <w:t xml:space="preserve"> </w:t>
+      </w:r>
+      <w:r>
+        <w:rPr>
+          <w:sz w:val="21"/>
+          <w:szCs w:val="21"/>
+        </w:rPr>
+        <w:t>atender</w:t>
+      </w:r>
+      <w:r>
+        <w:rPr>
+          <w:spacing w:val="-3"/>
+          <w:sz w:val="21"/>
+          <w:szCs w:val="21"/>
+        </w:rPr>
+        <w:t xml:space="preserve"> </w:t>
+      </w:r>
+      <w:r>
+        <w:rPr>
+          <w:sz w:val="21"/>
+          <w:szCs w:val="21"/>
+        </w:rPr>
+        <w:t>às</w:t>
+      </w:r>
+      <w:r>
+        <w:rPr>
+          <w:spacing w:val="-6"/>
+          <w:sz w:val="21"/>
+          <w:szCs w:val="21"/>
+        </w:rPr>
+        <w:t xml:space="preserve"> </w:t>
+      </w:r>
+      <w:r>
+        <w:rPr>
+          <w:sz w:val="21"/>
+          <w:szCs w:val="21"/>
+        </w:rPr>
+        <w:t>necessidades</w:t>
+      </w:r>
+      <w:r>
+        <w:rPr>
+          <w:spacing w:val="-6"/>
+          <w:sz w:val="21"/>
+          <w:szCs w:val="21"/>
+        </w:rPr>
+        <w:t xml:space="preserve"> </w:t>
+      </w:r>
+      <w:r>
+        <w:rPr>
+          <w:sz w:val="21"/>
+          <w:szCs w:val="21"/>
+        </w:rPr>
+        <w:t>da</w:t>
+      </w:r>
+      <w:r>
+        <w:rPr>
+          <w:spacing w:val="-5"/>
+          <w:sz w:val="21"/>
+          <w:szCs w:val="21"/>
+        </w:rPr>
+        <w:t xml:space="preserve"> </w:t>
+      </w:r>
+      <w:r>
+        <w:rPr>
+          <w:b/>
+          <w:sz w:val="21"/>
+          <w:szCs w:val="21"/>
+        </w:rPr>
+        <w:t>CONTRATANTE</w:t>
+      </w:r>
+      <w:r>
+        <w:rPr>
+          <w:sz w:val="21"/>
+          <w:szCs w:val="21"/>
+        </w:rPr>
+        <w:t>,</w:t>
+      </w:r>
+      <w:r>
+        <w:rPr>
+          <w:spacing w:val="-3"/>
+          <w:sz w:val="21"/>
+          <w:szCs w:val="21"/>
+        </w:rPr>
+        <w:t xml:space="preserve"> </w:t>
+      </w:r>
+      <w:r>
+        <w:rPr>
+          <w:sz w:val="21"/>
+          <w:szCs w:val="21"/>
+        </w:rPr>
+        <w:t>a</w:t>
+      </w:r>
+      <w:r>
+        <w:rPr>
+          <w:spacing w:val="-8"/>
+          <w:sz w:val="21"/>
+          <w:szCs w:val="21"/>
+        </w:rPr>
+        <w:t xml:space="preserve"> </w:t>
+      </w:r>
+      <w:r>
+        <w:rPr>
+          <w:b/>
+          <w:sz w:val="21"/>
+          <w:szCs w:val="21"/>
+        </w:rPr>
+        <w:t>CONTRATADA</w:t>
+      </w:r>
+      <w:r>
+        <w:rPr>
+          <w:b/>
+          <w:spacing w:val="-4"/>
+          <w:sz w:val="21"/>
+          <w:szCs w:val="21"/>
+        </w:rPr>
+        <w:t xml:space="preserve"> </w:t>
+      </w:r>
+      <w:r>
+        <w:rPr>
+          <w:sz w:val="21"/>
+          <w:szCs w:val="21"/>
+        </w:rPr>
+        <w:t>compromete-se</w:t>
+      </w:r>
+      <w:r>
+        <w:rPr>
+          <w:spacing w:val="-3"/>
+          <w:sz w:val="21"/>
+          <w:szCs w:val="21"/>
+        </w:rPr>
+        <w:t xml:space="preserve"> </w:t>
+      </w:r>
+      <w:r>
+        <w:rPr>
+          <w:sz w:val="21"/>
+          <w:szCs w:val="21"/>
+        </w:rPr>
+        <w:t>a</w:t>
+      </w:r>
+      <w:r>
+        <w:rPr>
+          <w:spacing w:val="-3"/>
+          <w:sz w:val="21"/>
+          <w:szCs w:val="21"/>
+        </w:rPr>
+        <w:t xml:space="preserve"> </w:t>
+      </w:r>
+      <w:r>
+        <w:rPr>
+          <w:sz w:val="21"/>
+          <w:szCs w:val="21"/>
+        </w:rPr>
+        <w:t>designar</w:t>
+      </w:r>
+      <w:r>
+        <w:rPr>
+          <w:spacing w:val="-3"/>
+          <w:sz w:val="21"/>
+          <w:szCs w:val="21"/>
+        </w:rPr>
+        <w:t xml:space="preserve"> </w:t>
+      </w:r>
+      <w:r>
+        <w:rPr>
+          <w:sz w:val="21"/>
+          <w:szCs w:val="21"/>
+        </w:rPr>
+        <w:t>o seguinte</w:t>
+      </w:r>
+      <w:r>
+        <w:rPr>
+          <w:spacing w:val="-7"/>
+          <w:sz w:val="21"/>
+          <w:szCs w:val="21"/>
+        </w:rPr>
+        <w:t xml:space="preserve"> </w:t>
+      </w:r>
+      <w:r>
+        <w:rPr>
+          <w:sz w:val="21"/>
+          <w:szCs w:val="21"/>
+        </w:rPr>
+        <w:t>quadro,</w:t>
+      </w:r>
+      <w:r>
+        <w:rPr>
+          <w:spacing w:val="-5"/>
+          <w:sz w:val="21"/>
+          <w:szCs w:val="21"/>
+        </w:rPr>
+        <w:t xml:space="preserve"> </w:t>
+      </w:r>
+      <w:r>
+        <w:rPr>
+          <w:sz w:val="21"/>
+          <w:szCs w:val="21"/>
+        </w:rPr>
+        <w:t>que</w:t>
+      </w:r>
+      <w:r>
+        <w:rPr>
+          <w:spacing w:val="-7"/>
+          <w:sz w:val="21"/>
+          <w:szCs w:val="21"/>
+        </w:rPr>
+        <w:t xml:space="preserve"> </w:t>
+      </w:r>
+      <w:r>
+        <w:rPr>
+          <w:sz w:val="21"/>
+          <w:szCs w:val="21"/>
+        </w:rPr>
+        <w:t>prestará</w:t>
+      </w:r>
+      <w:r>
+        <w:rPr>
+          <w:spacing w:val="-5"/>
+          <w:sz w:val="21"/>
+          <w:szCs w:val="21"/>
+        </w:rPr>
+        <w:t xml:space="preserve"> </w:t>
+      </w:r>
+      <w:r>
+        <w:rPr>
+          <w:sz w:val="21"/>
+          <w:szCs w:val="21"/>
+        </w:rPr>
+        <w:t>seu</w:t>
+      </w:r>
+      <w:r>
+        <w:rPr>
+          <w:spacing w:val="-5"/>
+          <w:sz w:val="21"/>
+          <w:szCs w:val="21"/>
+        </w:rPr>
+        <w:t xml:space="preserve"> </w:t>
+      </w:r>
+      <w:r>
+        <w:rPr>
+          <w:sz w:val="21"/>
+          <w:szCs w:val="21"/>
+        </w:rPr>
+        <w:t>serviço</w:t>
+      </w:r>
+      <w:r>
+        <w:rPr>
+          <w:spacing w:val="-4"/>
+          <w:sz w:val="21"/>
+          <w:szCs w:val="21"/>
+        </w:rPr>
+        <w:t xml:space="preserve"> </w:t>
+      </w:r>
+      <w:r>
+        <w:rPr>
+          <w:sz w:val="21"/>
+          <w:szCs w:val="21"/>
+        </w:rPr>
+        <w:t>na</w:t>
+      </w:r>
+      <w:r>
+        <w:rPr>
+          <w:spacing w:val="-5"/>
+          <w:sz w:val="21"/>
+          <w:szCs w:val="21"/>
+        </w:rPr>
+        <w:t xml:space="preserve"> </w:t>
+      </w:r>
+      <w:r>
+        <w:rPr>
+          <w:sz w:val="21"/>
+          <w:szCs w:val="21"/>
+        </w:rPr>
+        <w:t>filial</w:t>
+      </w:r>
+      <w:r>
+        <w:rPr>
+          <w:spacing w:val="-6"/>
+          <w:sz w:val="21"/>
+          <w:szCs w:val="21"/>
+        </w:rPr>
+        <w:t xml:space="preserve"> </w:t>
+      </w:r>
+      <w:r>
+        <w:rPr>
+          <w:sz w:val="21"/>
+          <w:szCs w:val="21"/>
+        </w:rPr>
+        <w:t>da</w:t>
+      </w:r>
+      <w:r>
+        <w:rPr>
+          <w:spacing w:val="-5"/>
+          <w:sz w:val="21"/>
+          <w:szCs w:val="21"/>
+        </w:rPr>
+        <w:t xml:space="preserve"> </w:t>
+      </w:r>
+      <w:r>
+        <w:rPr>
+          <w:b/>
+          <w:sz w:val="21"/>
+          <w:szCs w:val="21"/>
+        </w:rPr>
+        <w:t>CONTRATANTE</w:t>
+      </w:r>
+      <w:r>
+        <w:rPr>
+          <w:b/>
+          <w:spacing w:val="-3"/>
+          <w:sz w:val="21"/>
+          <w:szCs w:val="21"/>
+        </w:rPr>
+        <w:t xml:space="preserve"> </w:t>
+      </w:r>
+      <w:r>
+        <w:rPr>
+          <w:sz w:val="21"/>
+          <w:szCs w:val="21"/>
+        </w:rPr>
+        <w:t>especificada</w:t>
+      </w:r>
+      <w:r>
+        <w:rPr>
+          <w:spacing w:val="-8"/>
+          <w:sz w:val="21"/>
+          <w:szCs w:val="21"/>
+        </w:rPr>
+        <w:t xml:space="preserve"> </w:t>
+      </w:r>
+      <w:r>
+        <w:rPr>
+          <w:sz w:val="21"/>
+          <w:szCs w:val="21"/>
+        </w:rPr>
+        <w:t>no</w:t>
+      </w:r>
+      <w:r>
+        <w:rPr>
+          <w:spacing w:val="-4"/>
+          <w:sz w:val="21"/>
+          <w:szCs w:val="21"/>
+        </w:rPr>
+        <w:t xml:space="preserve"> </w:t>
+      </w:r>
+      <w:r>
+        <w:rPr>
+          <w:spacing w:val="-2"/>
+          <w:sz w:val="21"/>
+          <w:szCs w:val="21"/>
+        </w:rPr>
+        <w:t>preâmbulo:</w:t>
+      </w:r>
+    </w:p>
+    <w:p>
+      <w:pPr>
+        <w:pStyle w:val="Corpodetexto"/>
+        <w:ind w:left="456"/>
+        <w:rPr>
+          <w:sz w:val="21"/>
+          <w:szCs w:val="21"/>
+        </w:rPr>
+      </w:pPr>
+    </w:p>
+    <w:p>
+      <w:pPr>
+        <w:ind w:right="380"/>
+      </w:pPr>
+      <w:r>
+        <w:t>{{</w:t>
+      </w:r>
+      <w:proofErr w:type="spellStart"/>
+      <w:r>
+        <w:t>funcoes</w:t>
+      </w:r>
+      <w:proofErr w:type="spellEnd"/>
+      <w:r>
+        <w:t>}}</w:t>
+      </w:r>
+    </w:p>
+    <w:p>
+      <w:pPr>
+        <w:ind w:right="380"/>
+      </w:pPr>
+    </w:p>
+    <w:p>
+      <w:pPr>
+        <w:ind w:right="380"/>
+      </w:pPr>
+    </w:p>
+    <w:p>
+      <w:r>
+        <w:t>{{</w:t>
+      </w:r>
+      <w:proofErr w:type="spellStart"/>
+      <w:r>
+        <w:t>observacoes</w:t>
+      </w:r>
+      <w:proofErr w:type="spellEnd"/>
+      <w:r>
+        <w:t>}}</w:t>
+      </w:r>
+    </w:p>
+    <w:p/>
+    <w:p>
+      <w:pPr>
+        <w:rPr>
+          <w:sz w:val="21"/>
+          <w:szCs w:val="21"/>
+        </w:rPr>
+      </w:pPr>
+    </w:p>
+    <w:p>
+      <w:pPr>
+        <w:tabs>
+          <w:tab w:val="left" w:pos="667"/>
+        </w:tabs>
+        <w:spacing w:line="252" w:lineRule="auto"/>
+        <w:ind w:right="940"/>
+        <w:rPr>
+          <w:b/>
+          <w:sz w:val="21"/>
+          <w:szCs w:val="21"/>
+        </w:rPr>
+      </w:pPr>
+      <w:r>
+        <w:rPr>
+          <w:sz w:val="21"/>
+          <w:szCs w:val="21"/>
+        </w:rPr>
+        <w:t>Os</w:t>
+      </w:r>
+      <w:r>
+        <w:rPr>
+          <w:spacing w:val="-3"/>
+          <w:sz w:val="21"/>
+          <w:szCs w:val="21"/>
+        </w:rPr>
+        <w:t xml:space="preserve"> </w:t>
+      </w:r>
+      <w:r>
+        <w:rPr>
+          <w:sz w:val="21"/>
+          <w:szCs w:val="21"/>
+        </w:rPr>
+        <w:t>serviços</w:t>
+      </w:r>
+      <w:r>
+        <w:rPr>
+          <w:spacing w:val="-3"/>
+          <w:sz w:val="21"/>
+          <w:szCs w:val="21"/>
+        </w:rPr>
+        <w:t xml:space="preserve"> </w:t>
+      </w:r>
+      <w:r>
+        <w:rPr>
+          <w:sz w:val="21"/>
+          <w:szCs w:val="21"/>
+        </w:rPr>
+        <w:t>serão</w:t>
+      </w:r>
+      <w:r>
+        <w:rPr>
+          <w:spacing w:val="-3"/>
+          <w:sz w:val="21"/>
+          <w:szCs w:val="21"/>
+        </w:rPr>
+        <w:t xml:space="preserve"> </w:t>
+      </w:r>
+      <w:r>
+        <w:rPr>
+          <w:sz w:val="21"/>
+          <w:szCs w:val="21"/>
+        </w:rPr>
+        <w:t>executados</w:t>
+      </w:r>
+      <w:r>
+        <w:rPr>
+          <w:spacing w:val="-3"/>
+          <w:sz w:val="21"/>
+          <w:szCs w:val="21"/>
+        </w:rPr>
+        <w:t xml:space="preserve"> </w:t>
+      </w:r>
+      <w:r>
+        <w:rPr>
+          <w:sz w:val="21"/>
+          <w:szCs w:val="21"/>
+        </w:rPr>
+        <w:t>no</w:t>
+      </w:r>
+      <w:r>
+        <w:rPr>
+          <w:spacing w:val="-3"/>
+          <w:sz w:val="21"/>
+          <w:szCs w:val="21"/>
+        </w:rPr>
+        <w:t xml:space="preserve"> </w:t>
+      </w:r>
+      <w:r>
+        <w:rPr>
+          <w:sz w:val="21"/>
+          <w:szCs w:val="21"/>
+        </w:rPr>
+        <w:t>seguinte</w:t>
+      </w:r>
+      <w:r>
+        <w:rPr>
+          <w:spacing w:val="-3"/>
+          <w:sz w:val="21"/>
+          <w:szCs w:val="21"/>
+        </w:rPr>
+        <w:t xml:space="preserve"> </w:t>
+      </w:r>
+      <w:r>
+        <w:rPr>
+          <w:sz w:val="21"/>
+          <w:szCs w:val="21"/>
+        </w:rPr>
+        <w:t>local</w:t>
+      </w:r>
+      <w:r>
+        <w:rPr>
+          <w:spacing w:val="-3"/>
+          <w:sz w:val="21"/>
+          <w:szCs w:val="21"/>
+        </w:rPr>
+        <w:t xml:space="preserve"> </w:t>
+      </w:r>
+      <w:r>
+        <w:rPr>
+          <w:sz w:val="21"/>
+          <w:szCs w:val="21"/>
+        </w:rPr>
+        <w:t>de</w:t>
+      </w:r>
+      <w:r>
+        <w:rPr>
+          <w:spacing w:val="-3"/>
+          <w:sz w:val="21"/>
+          <w:szCs w:val="21"/>
+        </w:rPr>
+        <w:t xml:space="preserve"> </w:t>
+      </w:r>
+      <w:r>
+        <w:rPr>
+          <w:sz w:val="21"/>
+          <w:szCs w:val="21"/>
+        </w:rPr>
+        <w:t>trabalho:</w:t>
+      </w:r>
+      <w:r>
+        <w:rPr>
+          <w:spacing w:val="-3"/>
+          <w:sz w:val="21"/>
+          <w:szCs w:val="21"/>
+        </w:rPr>
+        <w:t xml:space="preserve"> </w:t>
+      </w:r>
+      <w:r>
+        <w:t>{{</w:t>
+      </w:r>
+      <w:proofErr w:type="spellStart"/>
+      <w:r>
+        <w:t>local_execucao</w:t>
+      </w:r>
+      <w:proofErr w:type="spellEnd"/>
+      <w:r>
+        <w:t>}}</w:t>
+      </w:r>
+    </w:p>
+    <w:p>
+      <w:pPr>
+        <w:tabs>
+          <w:tab w:val="left" w:pos="1210"/>
+        </w:tabs>
+        <w:spacing w:before="26" w:line="266" w:lineRule="auto"/>
+        <w:ind w:right="678"/>
+        <w:rPr>
+          <w:sz w:val="21"/>
+        </w:rPr>
+      </w:pPr>
     </w:p>
     <w:p>
       <w:pPr>
@@ -1190,7 +2121,7 @@
             <w14:round/>
           </w14:textOutline>
         </w:rPr>
-        <w:t>TERCEIRA</w:t>
+        <w:t>QUARTA</w:t>
       </w:r>
       <w:r>
         <w:rPr>
@@ -2667,6 +3598,7 @@
           <w:color w:val="4D4D4D"/>
           <w:sz w:val="21"/>
         </w:rPr>
+        <w:lastRenderedPageBreak/>
         <w:t>Aumento</w:t>
       </w:r>
       <w:r>
@@ -6294,7 +7226,6 @@
           <w:color w:val="363636"/>
           <w:w w:val="105"/>
         </w:rPr>
-        <w:lastRenderedPageBreak/>
         <w:t>Parágrafo Sexto:</w:t>
       </w:r>
       <w:r>
@@ -7391,6 +8322,7 @@
           <w:sz w:val="21"/>
           <w:szCs w:val="21"/>
         </w:rPr>
+        <w:lastRenderedPageBreak/>
         <w:t>A Contratada compromete-se a manter sigilo absoluto sobre todas as informações e documentos recebidos do Contratante, não os divulgando a terceiros sem prévia</w:t>
       </w:r>
       <w:r>
@@ -8458,7 +9390,16 @@
                                 <w:w w:val="130"/>
                                 <w:sz w:val="81"/>
                               </w:rPr>
-                              <w:t>ADENDO</w:t>
+                              <w:t>AD</w:t>
+                            </w:r>
+                            <w:r>
+                              <w:rPr>
+                                <w:b/>
+                                <w:spacing w:val="-2"/>
+                                <w:w w:val="130"/>
+                                <w:sz w:val="81"/>
+                              </w:rPr>
+                              <w:t>ITIVO</w:t>
                             </w:r>
                           </w:p>
                           <w:p>
@@ -8589,7 +9530,16 @@
                           <w:w w:val="130"/>
                           <w:sz w:val="81"/>
                         </w:rPr>
-                        <w:t>ADENDO</w:t>
+                        <w:t>AD</w:t>
+                      </w:r>
+                      <w:r>
+                        <w:rPr>
+                          <w:b/>
+                          <w:spacing w:val="-2"/>
+                          <w:w w:val="130"/>
+                          <w:sz w:val="81"/>
+                        </w:rPr>
+                        <w:t>ITIVO</w:t>
                       </w:r>
                     </w:p>
                     <w:p>

--- a/Adendo_2026_Modelo.docx
+++ b/Adendo_2026_Modelo.docx
@@ -35,6 +35,7 @@
         </w:rPr>
         <w:t xml:space="preserve">ADITIVO CONTRATUAL </w:t>
       </w:r>
+      <w:proofErr w:type="gramStart"/>
       <w:r>
         <w:rPr>
           <w:rFonts w:asciiTheme="minorHAnsi" w:hAnsiTheme="minorHAnsi" w:cstheme="minorHAnsi"/>
@@ -45,9 +46,8 @@
           <w:szCs w:val="28"/>
           <w:lang w:val="pt-BR"/>
         </w:rPr>
-        <w:t>{{</w:t>
-      </w:r>
-      <w:proofErr w:type="spellStart"/>
+        <w:t xml:space="preserve">   </w:t>
+      </w:r>
       <w:r>
         <w:rPr>
           <w:rFonts w:asciiTheme="minorHAnsi" w:hAnsiTheme="minorHAnsi" w:cstheme="minorHAnsi"/>
@@ -58,9 +58,9 @@
           <w:szCs w:val="28"/>
           <w:lang w:val="pt-BR"/>
         </w:rPr>
-        <w:t>nome_cliente</w:t>
-      </w:r>
-      <w:proofErr w:type="spellEnd"/>
+        <w:t>{</w:t>
+      </w:r>
+      <w:proofErr w:type="gramEnd"/>
       <w:r>
         <w:rPr>
           <w:rFonts w:asciiTheme="minorHAnsi" w:hAnsiTheme="minorHAnsi" w:cstheme="minorHAnsi"/>
@@ -71,8 +71,9 @@
           <w:szCs w:val="28"/>
           <w:lang w:val="pt-BR"/>
         </w:rPr>
-        <w:t>}}</w:t>
-      </w:r>
+        <w:t>{</w:t>
+      </w:r>
+      <w:proofErr w:type="spellStart"/>
       <w:r>
         <w:rPr>
           <w:rFonts w:asciiTheme="minorHAnsi" w:hAnsiTheme="minorHAnsi" w:cstheme="minorHAnsi"/>
@@ -83,7 +84,46 @@
           <w:szCs w:val="28"/>
           <w:lang w:val="pt-BR"/>
         </w:rPr>
-        <w:t xml:space="preserve"> </w:t>
+        <w:t>nome_cliente</w:t>
+      </w:r>
+      <w:proofErr w:type="spellEnd"/>
+      <w:proofErr w:type="gramStart"/>
+      <w:r>
+        <w:rPr>
+          <w:rFonts w:asciiTheme="minorHAnsi" w:hAnsiTheme="minorHAnsi" w:cstheme="minorHAnsi"/>
+          <w:b/>
+          <w:bCs/>
+          <w:w w:val="130"/>
+          <w:sz w:val="28"/>
+          <w:szCs w:val="28"/>
+          <w:lang w:val="pt-BR"/>
+        </w:rPr>
+        <w:t xml:space="preserve">}} </w:t>
+      </w:r>
+      <w:r>
+        <w:rPr>
+          <w:rFonts w:asciiTheme="minorHAnsi" w:hAnsiTheme="minorHAnsi" w:cstheme="minorHAnsi"/>
+          <w:b/>
+          <w:bCs/>
+          <w:w w:val="130"/>
+          <w:sz w:val="28"/>
+          <w:szCs w:val="28"/>
+          <w:lang w:val="pt-BR"/>
+        </w:rPr>
+        <w:t xml:space="preserve">  </w:t>
+      </w:r>
+      <w:proofErr w:type="gramEnd"/>
+      <w:r>
+        <w:rPr>
+          <w:rFonts w:asciiTheme="minorHAnsi" w:hAnsiTheme="minorHAnsi" w:cstheme="minorHAnsi"/>
+          <w:b/>
+          <w:bCs/>
+          <w:w w:val="130"/>
+          <w:sz w:val="28"/>
+          <w:szCs w:val="28"/>
+          <w:lang w:val="pt-BR"/>
+        </w:rPr>
+        <w:t xml:space="preserve">   </w:t>
       </w:r>
       <w:r>
         <w:rPr>
@@ -3046,35 +3086,13 @@
         <w:rPr>
           <w:lang w:val="pt-BR"/>
         </w:rPr>
-        <w:t xml:space="preserve"> do Vale-Transporte (VT) fornecido aos colaboradores alocados na prestação dos serviços de limpeza será reajustado de </w:t>
-      </w:r>
-      <w:r>
-        <w:rPr>
-          <w:b/>
-          <w:bCs/>
+        <w:t xml:space="preserve"> do Vale-Transporte (VT) fornecido aos colaboradores alocados na prestação dos serviços de limpeza será reajustado </w:t>
+      </w:r>
+      <w:r>
+        <w:rPr>
           <w:lang w:val="pt-BR"/>
         </w:rPr>
-        <w:t>R$ 10,00 (dez reais)</w:t>
-      </w:r>
-      <w:r>
-        <w:rPr>
-          <w:lang w:val="pt-BR"/>
-        </w:rPr>
-        <w:t xml:space="preserve"> para </w:t>
-      </w:r>
-      <w:r>
-        <w:rPr>
-          <w:b/>
-          <w:bCs/>
-          <w:lang w:val="pt-BR"/>
-        </w:rPr>
-        <w:t>R$ 18,60 (dezoito reais e sessenta centavos)</w:t>
-      </w:r>
-      <w:r>
-        <w:rPr>
-          <w:lang w:val="pt-BR"/>
-        </w:rPr>
-        <w:t>, em razão da atualização dos custos de transporte.</w:t>
+        <w:t>6%</w:t>
       </w:r>
     </w:p>
     <w:p>
@@ -3598,7 +3616,6 @@
           <w:color w:val="4D4D4D"/>
           <w:sz w:val="21"/>
         </w:rPr>
-        <w:lastRenderedPageBreak/>
         <w:t>Aumento</w:t>
       </w:r>
       <w:r>
@@ -3831,6 +3848,7 @@
           <w:color w:val="4D4D4D"/>
           <w:sz w:val="21"/>
         </w:rPr>
+        <w:lastRenderedPageBreak/>
         <w:t>Aument</w:t>
       </w:r>
       <w:r>
@@ -5506,16 +5524,7 @@
           <w:w w:val="105"/>
           <w:sz w:val="20"/>
         </w:rPr>
-        <w:t>Segundo</w:t>
-      </w:r>
-      <w:r>
-        <w:rPr>
-          <w:b/>
-          <w:color w:val="363636"/>
-          <w:w w:val="105"/>
-          <w:sz w:val="20"/>
-        </w:rPr>
-        <w:t>:</w:t>
+        <w:t>Segundo:</w:t>
       </w:r>
       <w:r>
         <w:rPr>
@@ -7454,13 +7463,7 @@
         <w:rPr>
           <w:color w:val="4B4B4B"/>
         </w:rPr>
-        <w:t>apuração</w:t>
-      </w:r>
-      <w:r>
-        <w:rPr>
-          <w:color w:val="4B4B4B"/>
-        </w:rPr>
-        <w:t xml:space="preserve"> do</w:t>
+        <w:t>apuração do</w:t>
       </w:r>
       <w:r>
         <w:rPr>
@@ -8322,8 +8325,17 @@
           <w:sz w:val="21"/>
           <w:szCs w:val="21"/>
         </w:rPr>
+        <w:t xml:space="preserve">A Contratada compromete-se a manter sigilo absoluto sobre todas as informações e documentos recebidos do Contratante, não os divulgando a terceiros sem </w:t>
+      </w:r>
+      <w:r>
+        <w:rPr>
+          <w:rFonts w:asciiTheme="minorHAnsi" w:hAnsiTheme="minorHAnsi" w:cstheme="minorHAnsi"/>
+          <w:w w:val="125"/>
+          <w:sz w:val="21"/>
+          <w:szCs w:val="21"/>
+        </w:rPr>
         <w:lastRenderedPageBreak/>
-        <w:t>A Contratada compromete-se a manter sigilo absoluto sobre todas as informações e documentos recebidos do Contratante, não os divulgando a terceiros sem prévia</w:t>
+        <w:t>prévia</w:t>
       </w:r>
       <w:r>
         <w:rPr>
@@ -8473,7 +8485,7 @@
             <v:path o:extrusionok="f" gradientshapeok="t" o:connecttype="rect"/>
             <o:lock v:ext="edit" aspectratio="t"/>
           </v:shapetype>
-          <v:shape id="_x0000_i1025" type="#_x0000_t75" alt="Linha de Assinatura, Sem Sinal" style="width:193.15pt;height:94.9pt">
+          <v:shape id="_x0000_i1025" type="#_x0000_t75" alt="Linha de Assinatura, Sem Sinal" style="width:193.1pt;height:94.9pt">
             <v:imagedata r:id="rId8" o:title=""/>
             <o:lock v:ext="edit" ungrouping="t" rotation="t" cropping="t" verticies="t" text="t" grouping="t"/>
             <o:signatureline v:ext="edit" id="{99701124-9C8B-4BF0-A895-5C4886A75303}" provid="{00000000-0000-0000-0000-000000000000}" o:suggestedsigner="EQUIPPE SERVIÇOS ESPECIALIZADOS EM LIMPEZA LTDA" issignatureline="t"/>
@@ -8514,35 +8526,8 @@
         <w:rPr>
           <w:rFonts w:ascii="Franklin Gothic Book" w:hAnsi="Franklin Gothic Book"/>
           <w:w w:val="125"/>
-        </w:rPr>
-      </w:pPr>
-      <w:r>
-        <w:rPr>
-          <w:rFonts w:ascii="Franklin Gothic Book" w:hAnsi="Franklin Gothic Book"/>
-          <w:w w:val="125"/>
-        </w:rPr>
-        <w:t>BIOAGRI LABORATORIOS LTDA</w:t>
-      </w:r>
-    </w:p>
-    <w:p>
-      <w:pPr>
-        <w:pStyle w:val="Corpodetexto"/>
-        <w:spacing w:before="241"/>
-        <w:ind w:right="244"/>
-        <w:rPr>
-          <w:rFonts w:ascii="Franklin Gothic Book" w:hAnsi="Franklin Gothic Book"/>
-          <w:w w:val="125"/>
-        </w:rPr>
-      </w:pPr>
-    </w:p>
-    <w:p>
-      <w:pPr>
-        <w:pStyle w:val="Corpodetexto"/>
-        <w:spacing w:before="241"/>
-        <w:ind w:right="244"/>
-        <w:rPr>
-          <w:rFonts w:ascii="Franklin Gothic Book" w:hAnsi="Franklin Gothic Book"/>
-          <w:w w:val="125"/>
+          <w:sz w:val="21"/>
+          <w:szCs w:val="21"/>
         </w:rPr>
         <w:sectPr>
           <w:headerReference w:type="default" r:id="rId9"/>
@@ -8553,6 +8538,56 @@
           <w:cols w:space="720"/>
         </w:sectPr>
       </w:pPr>
+      <w:r>
+        <w:rPr>
+          <w:rFonts w:asciiTheme="minorHAnsi" w:hAnsiTheme="minorHAnsi" w:cstheme="minorHAnsi"/>
+          <w:b/>
+          <w:bCs/>
+          <w:w w:val="130"/>
+          <w:sz w:val="21"/>
+          <w:szCs w:val="21"/>
+          <w:lang w:val="pt-BR"/>
+        </w:rPr>
+        <w:t>{{</w:t>
+      </w:r>
+      <w:proofErr w:type="spellStart"/>
+      <w:r>
+        <w:rPr>
+          <w:rFonts w:asciiTheme="minorHAnsi" w:hAnsiTheme="minorHAnsi" w:cstheme="minorHAnsi"/>
+          <w:b/>
+          <w:bCs/>
+          <w:w w:val="130"/>
+          <w:sz w:val="21"/>
+          <w:szCs w:val="21"/>
+          <w:lang w:val="pt-BR"/>
+        </w:rPr>
+        <w:t>nome_cliente</w:t>
+      </w:r>
+      <w:proofErr w:type="spellEnd"/>
+      <w:r>
+        <w:rPr>
+          <w:rFonts w:asciiTheme="minorHAnsi" w:hAnsiTheme="minorHAnsi" w:cstheme="minorHAnsi"/>
+          <w:b/>
+          <w:bCs/>
+          <w:w w:val="130"/>
+          <w:sz w:val="21"/>
+          <w:szCs w:val="21"/>
+          <w:lang w:val="pt-BR"/>
+        </w:rPr>
+        <w:t>}</w:t>
+      </w:r>
+      <w:r>
+        <w:rPr>
+          <w:rFonts w:asciiTheme="minorHAnsi" w:hAnsiTheme="minorHAnsi" w:cstheme="minorHAnsi"/>
+          <w:b/>
+          <w:bCs/>
+          <w:w w:val="130"/>
+          <w:sz w:val="21"/>
+          <w:szCs w:val="21"/>
+          <w:lang w:val="pt-BR"/>
+        </w:rPr>
+        <w:t>}</w:t>
+      </w:r>
     </w:p>
     <w:p>
       <w:pPr>
@@ -9437,7 +9472,7 @@
                                 <w:w w:val="125"/>
                                 <w:sz w:val="30"/>
                               </w:rPr>
-                              <w:t>PRESTAÇÃO</w:t>
+                              <w:t>PESTAÇÃO</w:t>
                             </w:r>
                             <w:r>
                               <w:rPr>
@@ -9577,7 +9612,7 @@
                           <w:w w:val="125"/>
                           <w:sz w:val="30"/>
                         </w:rPr>
-                        <w:t>PRESTAÇÃO</w:t>
+                        <w:t>PESTAÇÃO</w:t>
                       </w:r>
                       <w:r>
                         <w:rPr>
@@ -12619,6 +12654,7 @@
   <w:style w:type="character" w:default="1" w:styleId="Fontepargpadro">
     <w:name w:val="Default Paragraph Font"/>
     <w:uiPriority w:val="1"/>
+    <w:semiHidden/>
     <w:unhideWhenUsed/>
   </w:style>
   <w:style w:type="table" w:default="1" w:styleId="Tabelanormal">

--- a/Adendo_2026_Modelo.docx
+++ b/Adendo_2026_Modelo.docx
@@ -8079,6 +8079,167 @@
     </w:p>
     <w:p>
       <w:pPr>
+        <w:tabs>
+          <w:tab w:val="left" w:pos="744"/>
+        </w:tabs>
+        <w:rPr>
+          <w:rFonts w:asciiTheme="minorHAnsi" w:hAnsiTheme="minorHAnsi" w:cstheme="minorHAnsi"/>
+          <w:color w:val="000000" w:themeColor="text1"/>
+          <w:sz w:val="28"/>
+          <w:szCs w:val="28"/>
+          <w14:shadow w14:blurRad="38100" w14:dist="19050" w14:dir="2700000" w14:sx="100000" w14:sy="100000" w14:kx="0" w14:ky="0" w14:algn="tl">
+            <w14:schemeClr w14:val="dk1">
+              <w14:alpha w14:val="60000"/>
+            </w14:schemeClr>
+          </w14:shadow>
+          <w14:textOutline w14:w="0" w14:cap="flat" w14:cmpd="sng" w14:algn="ctr">
+            <w14:noFill/>
+            <w14:prstDash w14:val="solid"/>
+            <w14:round/>
+          </w14:textOutline>
+        </w:rPr>
+      </w:pPr>
+    </w:p>
+    <w:p>
+      <w:pPr>
+        <w:tabs>
+          <w:tab w:val="left" w:pos="744"/>
+        </w:tabs>
+        <w:rPr>
+          <w:rFonts w:asciiTheme="minorHAnsi" w:hAnsiTheme="minorHAnsi" w:cstheme="minorHAnsi"/>
+          <w:color w:val="000000" w:themeColor="text1"/>
+          <w:sz w:val="28"/>
+          <w:szCs w:val="28"/>
+          <w14:shadow w14:blurRad="38100" w14:dist="19050" w14:dir="2700000" w14:sx="100000" w14:sy="100000" w14:kx="0" w14:ky="0" w14:algn="tl">
+            <w14:schemeClr w14:val="dk1">
+              <w14:alpha w14:val="60000"/>
+            </w14:schemeClr>
+          </w14:shadow>
+          <w14:textOutline w14:w="0" w14:cap="flat" w14:cmpd="sng" w14:algn="ctr">
+            <w14:noFill/>
+            <w14:prstDash w14:val="solid"/>
+            <w14:round/>
+          </w14:textOutline>
+        </w:rPr>
+      </w:pPr>
+    </w:p>
+    <w:p>
+      <w:pPr>
+        <w:tabs>
+          <w:tab w:val="left" w:pos="744"/>
+        </w:tabs>
+        <w:rPr>
+          <w:rFonts w:asciiTheme="minorHAnsi" w:hAnsiTheme="minorHAnsi" w:cstheme="minorHAnsi"/>
+          <w:color w:val="000000" w:themeColor="text1"/>
+          <w:sz w:val="28"/>
+          <w:szCs w:val="28"/>
+          <w14:shadow w14:blurRad="38100" w14:dist="19050" w14:dir="2700000" w14:sx="100000" w14:sy="100000" w14:kx="0" w14:ky="0" w14:algn="tl">
+            <w14:schemeClr w14:val="dk1">
+              <w14:alpha w14:val="60000"/>
+            </w14:schemeClr>
+          </w14:shadow>
+          <w14:textOutline w14:w="0" w14:cap="flat" w14:cmpd="sng" w14:algn="ctr">
+            <w14:noFill/>
+            <w14:prstDash w14:val="solid"/>
+            <w14:round/>
+          </w14:textOutline>
+        </w:rPr>
+      </w:pPr>
+    </w:p>
+    <w:p>
+      <w:pPr>
+        <w:tabs>
+          <w:tab w:val="left" w:pos="744"/>
+        </w:tabs>
+        <w:rPr>
+          <w:rFonts w:asciiTheme="minorHAnsi" w:hAnsiTheme="minorHAnsi" w:cstheme="minorHAnsi"/>
+          <w:color w:val="000000" w:themeColor="text1"/>
+          <w:sz w:val="28"/>
+          <w:szCs w:val="28"/>
+          <w14:shadow w14:blurRad="38100" w14:dist="19050" w14:dir="2700000" w14:sx="100000" w14:sy="100000" w14:kx="0" w14:ky="0" w14:algn="tl">
+            <w14:schemeClr w14:val="dk1">
+              <w14:alpha w14:val="60000"/>
+            </w14:schemeClr>
+          </w14:shadow>
+          <w14:textOutline w14:w="0" w14:cap="flat" w14:cmpd="sng" w14:algn="ctr">
+            <w14:noFill/>
+            <w14:prstDash w14:val="solid"/>
+            <w14:round/>
+          </w14:textOutline>
+        </w:rPr>
+      </w:pPr>
+    </w:p>
+    <w:p>
+      <w:pPr>
+        <w:tabs>
+          <w:tab w:val="left" w:pos="744"/>
+        </w:tabs>
+        <w:rPr>
+          <w:rFonts w:asciiTheme="minorHAnsi" w:hAnsiTheme="minorHAnsi" w:cstheme="minorHAnsi"/>
+          <w:color w:val="000000" w:themeColor="text1"/>
+          <w:sz w:val="28"/>
+          <w:szCs w:val="28"/>
+          <w14:shadow w14:blurRad="38100" w14:dist="19050" w14:dir="2700000" w14:sx="100000" w14:sy="100000" w14:kx="0" w14:ky="0" w14:algn="tl">
+            <w14:schemeClr w14:val="dk1">
+              <w14:alpha w14:val="60000"/>
+            </w14:schemeClr>
+          </w14:shadow>
+          <w14:textOutline w14:w="0" w14:cap="flat" w14:cmpd="sng" w14:algn="ctr">
+            <w14:noFill/>
+            <w14:prstDash w14:val="solid"/>
+            <w14:round/>
+          </w14:textOutline>
+        </w:rPr>
+      </w:pPr>
+    </w:p>
+    <w:p>
+      <w:pPr>
+        <w:tabs>
+          <w:tab w:val="left" w:pos="744"/>
+        </w:tabs>
+        <w:rPr>
+          <w:rFonts w:asciiTheme="minorHAnsi" w:hAnsiTheme="minorHAnsi" w:cstheme="minorHAnsi"/>
+          <w:color w:val="000000" w:themeColor="text1"/>
+          <w:sz w:val="28"/>
+          <w:szCs w:val="28"/>
+          <w14:shadow w14:blurRad="38100" w14:dist="19050" w14:dir="2700000" w14:sx="100000" w14:sy="100000" w14:kx="0" w14:ky="0" w14:algn="tl">
+            <w14:schemeClr w14:val="dk1">
+              <w14:alpha w14:val="60000"/>
+            </w14:schemeClr>
+          </w14:shadow>
+          <w14:textOutline w14:w="0" w14:cap="flat" w14:cmpd="sng" w14:algn="ctr">
+            <w14:noFill/>
+            <w14:prstDash w14:val="solid"/>
+            <w14:round/>
+          </w14:textOutline>
+        </w:rPr>
+      </w:pPr>
+    </w:p>
+    <w:p>
+      <w:pPr>
+        <w:tabs>
+          <w:tab w:val="left" w:pos="744"/>
+        </w:tabs>
+        <w:rPr>
+          <w:rFonts w:asciiTheme="minorHAnsi" w:hAnsiTheme="minorHAnsi" w:cstheme="minorHAnsi"/>
+          <w:color w:val="000000" w:themeColor="text1"/>
+          <w:sz w:val="28"/>
+          <w:szCs w:val="28"/>
+          <w14:shadow w14:blurRad="38100" w14:dist="19050" w14:dir="2700000" w14:sx="100000" w14:sy="100000" w14:kx="0" w14:ky="0" w14:algn="tl">
+            <w14:schemeClr w14:val="dk1">
+              <w14:alpha w14:val="60000"/>
+            </w14:schemeClr>
+          </w14:shadow>
+          <w14:textOutline w14:w="0" w14:cap="flat" w14:cmpd="sng" w14:algn="ctr">
+            <w14:noFill/>
+            <w14:prstDash w14:val="solid"/>
+            <w14:round/>
+          </w14:textOutline>
+        </w:rPr>
+      </w:pPr>
+    </w:p>
+    <w:p>
+      <w:pPr>
         <w:pStyle w:val="Ttulo3"/>
         <w:spacing w:before="241"/>
         <w:jc w:val="both"/>
@@ -8325,17 +8486,7 @@
           <w:sz w:val="21"/>
           <w:szCs w:val="21"/>
         </w:rPr>
-        <w:t xml:space="preserve">A Contratada compromete-se a manter sigilo absoluto sobre todas as informações e documentos recebidos do Contratante, não os divulgando a terceiros sem </w:t>
-      </w:r>
-      <w:r>
-        <w:rPr>
-          <w:rFonts w:asciiTheme="minorHAnsi" w:hAnsiTheme="minorHAnsi" w:cstheme="minorHAnsi"/>
-          <w:w w:val="125"/>
-          <w:sz w:val="21"/>
-          <w:szCs w:val="21"/>
-        </w:rPr>
-        <w:lastRenderedPageBreak/>
-        <w:t>prévia</w:t>
+        <w:t>A Contratada compromete-se a manter sigilo absoluto sobre todas as informações e documentos recebidos do Contratante, não os divulgando a terceiros sem prévia</w:t>
       </w:r>
       <w:r>
         <w:rPr>

--- a/Adendo_2026_Modelo.docx
+++ b/Adendo_2026_Modelo.docx
@@ -8636,7 +8636,7 @@
             <v:path o:extrusionok="f" gradientshapeok="t" o:connecttype="rect"/>
             <o:lock v:ext="edit" aspectratio="t"/>
           </v:shapetype>
-          <v:shape id="_x0000_i1025" type="#_x0000_t75" alt="Linha de Assinatura, Sem Sinal" style="width:193.1pt;height:94.9pt">
+          <v:shape id="_x0000_i1025" type="#_x0000_t75" alt="Linha de Assinatura, Sem Sinal" style="width:193.15pt;height:94.9pt">
             <v:imagedata r:id="rId8" o:title=""/>
             <o:lock v:ext="edit" ungrouping="t" rotation="t" cropping="t" verticies="t" text="t" grouping="t"/>
             <o:signatureline v:ext="edit" id="{99701124-9C8B-4BF0-A895-5C4886A75303}" provid="{00000000-0000-0000-0000-000000000000}" o:suggestedsigner="EQUIPPE SERVIÇOS ESPECIALIZADOS EM LIMPEZA LTDA" issignatureline="t"/>
@@ -9623,7 +9623,27 @@
                                 <w:w w:val="125"/>
                                 <w:sz w:val="30"/>
                               </w:rPr>
-                              <w:t>PESTAÇÃO</w:t>
+                              <w:t>P</w:t>
+                            </w:r>
+                            <w:r>
+                              <w:rPr>
+                                <w:b/>
+                                <w:color w:val="FFFFFF"/>
+                                <w:spacing w:val="12"/>
+                                <w:w w:val="125"/>
+                                <w:sz w:val="30"/>
+                              </w:rPr>
+                              <w:t>R</w:t>
+                            </w:r>
+                            <w:r>
+                              <w:rPr>
+                                <w:b/>
+                                <w:color w:val="FFFFFF"/>
+                                <w:spacing w:val="12"/>
+                                <w:w w:val="125"/>
+                                <w:sz w:val="30"/>
+                              </w:rPr>
+                              <w:t>ESTAÇÃO</w:t>
                             </w:r>
                             <w:r>
                               <w:rPr>
@@ -9763,7 +9783,27 @@
                           <w:w w:val="125"/>
                           <w:sz w:val="30"/>
                         </w:rPr>
-                        <w:t>PESTAÇÃO</w:t>
+                        <w:t>P</w:t>
+                      </w:r>
+                      <w:r>
+                        <w:rPr>
+                          <w:b/>
+                          <w:color w:val="FFFFFF"/>
+                          <w:spacing w:val="12"/>
+                          <w:w w:val="125"/>
+                          <w:sz w:val="30"/>
+                        </w:rPr>
+                        <w:t>R</w:t>
+                      </w:r>
+                      <w:r>
+                        <w:rPr>
+                          <w:b/>
+                          <w:color w:val="FFFFFF"/>
+                          <w:spacing w:val="12"/>
+                          <w:w w:val="125"/>
+                          <w:sz w:val="30"/>
+                        </w:rPr>
+                        <w:t>ESTAÇÃO</w:t>
                       </w:r>
                       <w:r>
                         <w:rPr>
